--- a/Index.docx
+++ b/Index.docx
@@ -73,6 +73,12 @@
         </w:rPr>
         <w:t>d. Rotated Array (Left or Right)</w:t>
       </w:r>
+      <w:r>
+        <w:rPr>
+          <w:rFonts w:ascii="Consolas" w:hAnsi="Consolas"/>
+        </w:rPr>
+        <w:t xml:space="preserve"> – In-place Order</w:t>
+      </w:r>
     </w:p>
     <w:p>
       <w:pPr>
@@ -86,6 +92,57 @@
         </w:rPr>
         <w:t xml:space="preserve">e. </w:t>
       </w:r>
+      <w:r>
+        <w:rPr>
+          <w:rFonts w:ascii="Consolas" w:hAnsi="Consolas"/>
+        </w:rPr>
+        <w:t xml:space="preserve">Find Any Largest Number – </w:t>
+      </w:r>
+      <w:r>
+        <w:rPr>
+          <w:rFonts w:ascii="Consolas" w:hAnsi="Consolas"/>
+        </w:rPr>
+        <w:t>1</w:t>
+      </w:r>
+      <w:r>
+        <w:rPr>
+          <w:rFonts w:ascii="Consolas" w:hAnsi="Consolas"/>
+          <w:vertAlign w:val="superscript"/>
+        </w:rPr>
+        <w:t>st</w:t>
+      </w:r>
+      <w:r>
+        <w:rPr>
+          <w:rFonts w:ascii="Consolas" w:hAnsi="Consolas"/>
+        </w:rPr>
+        <w:t>, 2</w:t>
+      </w:r>
+      <w:r>
+        <w:rPr>
+          <w:rFonts w:ascii="Consolas" w:hAnsi="Consolas"/>
+          <w:vertAlign w:val="superscript"/>
+        </w:rPr>
+        <w:t>nd</w:t>
+      </w:r>
+      <w:r>
+        <w:rPr>
+          <w:rFonts w:ascii="Consolas" w:hAnsi="Consolas"/>
+        </w:rPr>
+        <w:t>, 3</w:t>
+      </w:r>
+      <w:r>
+        <w:rPr>
+          <w:rFonts w:ascii="Consolas" w:hAnsi="Consolas"/>
+          <w:vertAlign w:val="superscript"/>
+        </w:rPr>
+        <w:t>rd</w:t>
+      </w:r>
+      <w:r>
+        <w:rPr>
+          <w:rFonts w:ascii="Consolas" w:hAnsi="Consolas"/>
+        </w:rPr>
+        <w:t xml:space="preserve"> etc.</w:t>
+      </w:r>
     </w:p>
     <w:p>
       <w:pPr>
@@ -99,6 +156,51 @@
         </w:rPr>
         <w:t xml:space="preserve">f. </w:t>
       </w:r>
+      <w:r>
+        <w:rPr>
+          <w:rFonts w:ascii="Consolas" w:hAnsi="Consolas"/>
+        </w:rPr>
+        <w:t>Find Any Lowest Number – 1</w:t>
+      </w:r>
+      <w:r>
+        <w:rPr>
+          <w:rFonts w:ascii="Consolas" w:hAnsi="Consolas"/>
+          <w:vertAlign w:val="superscript"/>
+        </w:rPr>
+        <w:t>st</w:t>
+      </w:r>
+      <w:r>
+        <w:rPr>
+          <w:rFonts w:ascii="Consolas" w:hAnsi="Consolas"/>
+        </w:rPr>
+        <w:t>, 2</w:t>
+      </w:r>
+      <w:r>
+        <w:rPr>
+          <w:rFonts w:ascii="Consolas" w:hAnsi="Consolas"/>
+          <w:vertAlign w:val="superscript"/>
+        </w:rPr>
+        <w:t>nd</w:t>
+      </w:r>
+      <w:r>
+        <w:rPr>
+          <w:rFonts w:ascii="Consolas" w:hAnsi="Consolas"/>
+        </w:rPr>
+        <w:t>, 3</w:t>
+      </w:r>
+      <w:r>
+        <w:rPr>
+          <w:rFonts w:ascii="Consolas" w:hAnsi="Consolas"/>
+          <w:vertAlign w:val="superscript"/>
+        </w:rPr>
+        <w:t>rd</w:t>
+      </w:r>
+      <w:r>
+        <w:rPr>
+          <w:rFonts w:ascii="Consolas" w:hAnsi="Consolas"/>
+        </w:rPr>
+        <w:t xml:space="preserve"> etc.</w:t>
+      </w:r>
     </w:p>
     <w:p>
       <w:pPr>
@@ -112,6 +214,12 @@
         </w:rPr>
         <w:t xml:space="preserve">g. </w:t>
       </w:r>
+      <w:r>
+        <w:rPr>
+          <w:rFonts w:ascii="Consolas" w:hAnsi="Consolas"/>
+        </w:rPr>
+        <w:t>Bubble Sort Algorithms</w:t>
+      </w:r>
     </w:p>
     <w:p>
       <w:pPr>
@@ -125,6 +233,12 @@
         </w:rPr>
         <w:t>h.</w:t>
       </w:r>
+      <w:r>
+        <w:rPr>
+          <w:rFonts w:ascii="Consolas" w:hAnsi="Consolas"/>
+        </w:rPr>
+        <w:t xml:space="preserve"> Selection Sort Algorithms</w:t>
+      </w:r>
     </w:p>
     <w:p>
       <w:pPr>
@@ -138,6 +252,12 @@
         </w:rPr>
         <w:t xml:space="preserve">I. </w:t>
       </w:r>
+      <w:r>
+        <w:rPr>
+          <w:rFonts w:ascii="Consolas" w:hAnsi="Consolas"/>
+        </w:rPr>
+        <w:t>Merge Sort Algorithms</w:t>
+      </w:r>
     </w:p>
     <w:p>
       <w:pPr>
@@ -150,6 +270,12 @@
           <w:rFonts w:ascii="Consolas" w:hAnsi="Consolas"/>
         </w:rPr>
         <w:t>j.</w:t>
+      </w:r>
+      <w:r>
+        <w:rPr>
+          <w:rFonts w:ascii="Consolas" w:hAnsi="Consolas"/>
+        </w:rPr>
+        <w:t xml:space="preserve"> Quick Sort Algorithms</w:t>
       </w:r>
     </w:p>
     <w:p>
